--- a/PSM2.NPEF_.02u-1.docx
+++ b/PSM2.NPEF_.02u-1.docx
@@ -1222,7 +1222,7 @@
                       <w:tab w:val="left" w:pos="9900"/>
                     </w:tabs>
                     <w:spacing w:line="360" w:lineRule="auto"/>
-                    <w:jc w:val="both"/>
+                    <w:jc w:val="center"/>
                     <w:rPr>
                       <w:rFonts w:ascii="Garamond" w:hAnsi="Garamond"/>
                       <w:sz w:val="22"/>
@@ -1247,12 +1247,19 @@
                       <w:tab w:val="left" w:pos="9900"/>
                     </w:tabs>
                     <w:spacing w:line="360" w:lineRule="auto"/>
-                    <w:jc w:val="both"/>
+                    <w:jc w:val="center"/>
                     <w:rPr>
                       <w:rFonts w:ascii="Garamond" w:hAnsi="Garamond"/>
                       <w:sz w:val="22"/>
                     </w:rPr>
                   </w:pPr>
+                  <w:r>
+                    <w:rPr>
+                      <w:rFonts w:ascii="Garamond" w:hAnsi="Garamond"/>
+                      <w:sz w:val="22"/>
+                    </w:rPr>
+                    <w:t>15%</w:t>
+                  </w:r>
                 </w:p>
               </w:tc>
               <w:tc>
@@ -1265,12 +1272,19 @@
                       <w:tab w:val="left" w:pos="9900"/>
                     </w:tabs>
                     <w:spacing w:line="360" w:lineRule="auto"/>
-                    <w:jc w:val="both"/>
+                    <w:jc w:val="center"/>
                     <w:rPr>
                       <w:rFonts w:ascii="Garamond" w:hAnsi="Garamond"/>
                       <w:sz w:val="22"/>
                     </w:rPr>
                   </w:pPr>
+                  <w:r>
+                    <w:rPr>
+                      <w:rFonts w:ascii="Garamond" w:hAnsi="Garamond"/>
+                      <w:sz w:val="22"/>
+                    </w:rPr>
+                    <w:t>*%</w:t>
+                  </w:r>
                 </w:p>
               </w:tc>
               <w:tc>
@@ -1283,12 +1297,19 @@
                       <w:tab w:val="left" w:pos="9900"/>
                     </w:tabs>
                     <w:spacing w:line="360" w:lineRule="auto"/>
-                    <w:jc w:val="both"/>
+                    <w:jc w:val="center"/>
                     <w:rPr>
                       <w:rFonts w:ascii="Garamond" w:hAnsi="Garamond"/>
                       <w:sz w:val="22"/>
                     </w:rPr>
                   </w:pPr>
+                  <w:r>
+                    <w:rPr>
+                      <w:rFonts w:ascii="Garamond" w:hAnsi="Garamond"/>
+                      <w:sz w:val="22"/>
+                    </w:rPr>
+                    <w:t>*%</w:t>
+                  </w:r>
                 </w:p>
               </w:tc>
             </w:tr>
@@ -1303,7 +1324,7 @@
                       <w:tab w:val="left" w:pos="9900"/>
                     </w:tabs>
                     <w:spacing w:line="360" w:lineRule="auto"/>
-                    <w:jc w:val="both"/>
+                    <w:jc w:val="center"/>
                     <w:rPr>
                       <w:rFonts w:ascii="Garamond" w:hAnsi="Garamond"/>
                       <w:sz w:val="22"/>
@@ -1328,12 +1349,19 @@
                       <w:tab w:val="left" w:pos="9900"/>
                     </w:tabs>
                     <w:spacing w:line="360" w:lineRule="auto"/>
-                    <w:jc w:val="both"/>
+                    <w:jc w:val="center"/>
                     <w:rPr>
                       <w:rFonts w:ascii="Garamond" w:hAnsi="Garamond"/>
                       <w:sz w:val="22"/>
                     </w:rPr>
                   </w:pPr>
+                  <w:r>
+                    <w:rPr>
+                      <w:rFonts w:ascii="Garamond" w:hAnsi="Garamond"/>
+                      <w:sz w:val="22"/>
+                    </w:rPr>
+                    <w:t>15%</w:t>
+                  </w:r>
                 </w:p>
               </w:tc>
               <w:tc>
@@ -1346,12 +1374,19 @@
                       <w:tab w:val="left" w:pos="9900"/>
                     </w:tabs>
                     <w:spacing w:line="360" w:lineRule="auto"/>
-                    <w:jc w:val="both"/>
+                    <w:jc w:val="center"/>
                     <w:rPr>
                       <w:rFonts w:ascii="Garamond" w:hAnsi="Garamond"/>
                       <w:sz w:val="22"/>
                     </w:rPr>
                   </w:pPr>
+                  <w:r>
+                    <w:rPr>
+                      <w:rFonts w:ascii="Garamond" w:hAnsi="Garamond"/>
+                      <w:sz w:val="22"/>
+                    </w:rPr>
+                    <w:t>*%</w:t>
+                  </w:r>
                 </w:p>
               </w:tc>
               <w:tc>
@@ -1364,12 +1399,19 @@
                       <w:tab w:val="left" w:pos="9900"/>
                     </w:tabs>
                     <w:spacing w:line="360" w:lineRule="auto"/>
-                    <w:jc w:val="both"/>
+                    <w:jc w:val="center"/>
                     <w:rPr>
                       <w:rFonts w:ascii="Garamond" w:hAnsi="Garamond"/>
                       <w:sz w:val="22"/>
                     </w:rPr>
                   </w:pPr>
+                  <w:r>
+                    <w:rPr>
+                      <w:rFonts w:ascii="Garamond" w:hAnsi="Garamond"/>
+                      <w:sz w:val="22"/>
+                    </w:rPr>
+                    <w:t>*%</w:t>
+                  </w:r>
                 </w:p>
               </w:tc>
             </w:tr>
@@ -1384,7 +1426,7 @@
                       <w:tab w:val="left" w:pos="9900"/>
                     </w:tabs>
                     <w:spacing w:line="360" w:lineRule="auto"/>
-                    <w:jc w:val="both"/>
+                    <w:jc w:val="center"/>
                     <w:rPr>
                       <w:rFonts w:ascii="Garamond" w:hAnsi="Garamond"/>
                       <w:sz w:val="22"/>
@@ -1409,12 +1451,19 @@
                       <w:tab w:val="left" w:pos="9900"/>
                     </w:tabs>
                     <w:spacing w:line="360" w:lineRule="auto"/>
-                    <w:jc w:val="both"/>
+                    <w:jc w:val="center"/>
                     <w:rPr>
                       <w:rFonts w:ascii="Garamond" w:hAnsi="Garamond"/>
                       <w:sz w:val="22"/>
                     </w:rPr>
                   </w:pPr>
+                  <w:r>
+                    <w:rPr>
+                      <w:rFonts w:ascii="Garamond" w:hAnsi="Garamond"/>
+                      <w:sz w:val="22"/>
+                    </w:rPr>
+                    <w:t>15%</w:t>
+                  </w:r>
                 </w:p>
               </w:tc>
               <w:tc>
@@ -1427,12 +1476,19 @@
                       <w:tab w:val="left" w:pos="9900"/>
                     </w:tabs>
                     <w:spacing w:line="360" w:lineRule="auto"/>
-                    <w:jc w:val="both"/>
+                    <w:jc w:val="center"/>
                     <w:rPr>
                       <w:rFonts w:ascii="Garamond" w:hAnsi="Garamond"/>
                       <w:sz w:val="22"/>
                     </w:rPr>
                   </w:pPr>
+                  <w:r>
+                    <w:rPr>
+                      <w:rFonts w:ascii="Garamond" w:hAnsi="Garamond"/>
+                      <w:sz w:val="22"/>
+                    </w:rPr>
+                    <w:t>*%</w:t>
+                  </w:r>
                 </w:p>
               </w:tc>
               <w:tc>
@@ -1445,12 +1501,19 @@
                       <w:tab w:val="left" w:pos="9900"/>
                     </w:tabs>
                     <w:spacing w:line="360" w:lineRule="auto"/>
-                    <w:jc w:val="both"/>
+                    <w:jc w:val="center"/>
                     <w:rPr>
                       <w:rFonts w:ascii="Garamond" w:hAnsi="Garamond"/>
                       <w:sz w:val="22"/>
                     </w:rPr>
                   </w:pPr>
+                  <w:r>
+                    <w:rPr>
+                      <w:rFonts w:ascii="Garamond" w:hAnsi="Garamond"/>
+                      <w:sz w:val="22"/>
+                    </w:rPr>
+                    <w:t>*%</w:t>
+                  </w:r>
                 </w:p>
               </w:tc>
             </w:tr>
@@ -1465,7 +1528,7 @@
                       <w:tab w:val="left" w:pos="9900"/>
                     </w:tabs>
                     <w:spacing w:line="360" w:lineRule="auto"/>
-                    <w:jc w:val="both"/>
+                    <w:jc w:val="center"/>
                     <w:rPr>
                       <w:rFonts w:ascii="Garamond" w:hAnsi="Garamond"/>
                       <w:sz w:val="22"/>
@@ -1490,12 +1553,19 @@
                       <w:tab w:val="left" w:pos="9900"/>
                     </w:tabs>
                     <w:spacing w:line="360" w:lineRule="auto"/>
-                    <w:jc w:val="both"/>
+                    <w:jc w:val="center"/>
                     <w:rPr>
                       <w:rFonts w:ascii="Garamond" w:hAnsi="Garamond"/>
                       <w:sz w:val="22"/>
                     </w:rPr>
                   </w:pPr>
+                  <w:r>
+                    <w:rPr>
+                      <w:rFonts w:ascii="Garamond" w:hAnsi="Garamond"/>
+                      <w:sz w:val="22"/>
+                    </w:rPr>
+                    <w:t>15%</w:t>
+                  </w:r>
                 </w:p>
               </w:tc>
               <w:tc>
@@ -1508,12 +1578,19 @@
                       <w:tab w:val="left" w:pos="9900"/>
                     </w:tabs>
                     <w:spacing w:line="360" w:lineRule="auto"/>
-                    <w:jc w:val="both"/>
+                    <w:jc w:val="center"/>
                     <w:rPr>
                       <w:rFonts w:ascii="Garamond" w:hAnsi="Garamond"/>
                       <w:sz w:val="22"/>
                     </w:rPr>
                   </w:pPr>
+                  <w:r>
+                    <w:rPr>
+                      <w:rFonts w:ascii="Garamond" w:hAnsi="Garamond"/>
+                      <w:sz w:val="22"/>
+                    </w:rPr>
+                    <w:t>*%</w:t>
+                  </w:r>
                 </w:p>
               </w:tc>
               <w:tc>
@@ -1526,12 +1603,19 @@
                       <w:tab w:val="left" w:pos="9900"/>
                     </w:tabs>
                     <w:spacing w:line="360" w:lineRule="auto"/>
-                    <w:jc w:val="both"/>
+                    <w:jc w:val="center"/>
                     <w:rPr>
                       <w:rFonts w:ascii="Garamond" w:hAnsi="Garamond"/>
                       <w:sz w:val="22"/>
                     </w:rPr>
                   </w:pPr>
+                  <w:r>
+                    <w:rPr>
+                      <w:rFonts w:ascii="Garamond" w:hAnsi="Garamond"/>
+                      <w:sz w:val="22"/>
+                    </w:rPr>
+                    <w:t>*%</w:t>
+                  </w:r>
                 </w:p>
               </w:tc>
             </w:tr>
@@ -1546,7 +1630,7 @@
                       <w:tab w:val="left" w:pos="9900"/>
                     </w:tabs>
                     <w:spacing w:line="360" w:lineRule="auto"/>
-                    <w:jc w:val="both"/>
+                    <w:jc w:val="center"/>
                     <w:rPr>
                       <w:rFonts w:ascii="Garamond" w:hAnsi="Garamond"/>
                       <w:sz w:val="22"/>
@@ -1571,12 +1655,19 @@
                       <w:tab w:val="left" w:pos="9900"/>
                     </w:tabs>
                     <w:spacing w:line="360" w:lineRule="auto"/>
-                    <w:jc w:val="both"/>
+                    <w:jc w:val="center"/>
                     <w:rPr>
                       <w:rFonts w:ascii="Garamond" w:hAnsi="Garamond"/>
                       <w:sz w:val="22"/>
                     </w:rPr>
                   </w:pPr>
+                  <w:r>
+                    <w:rPr>
+                      <w:rFonts w:ascii="Garamond" w:hAnsi="Garamond"/>
+                      <w:sz w:val="22"/>
+                    </w:rPr>
+                    <w:t>15%</w:t>
+                  </w:r>
                 </w:p>
               </w:tc>
               <w:tc>
@@ -1589,12 +1680,19 @@
                       <w:tab w:val="left" w:pos="9900"/>
                     </w:tabs>
                     <w:spacing w:line="360" w:lineRule="auto"/>
-                    <w:jc w:val="both"/>
+                    <w:jc w:val="center"/>
                     <w:rPr>
                       <w:rFonts w:ascii="Garamond" w:hAnsi="Garamond"/>
                       <w:sz w:val="22"/>
                     </w:rPr>
                   </w:pPr>
+                  <w:r>
+                    <w:rPr>
+                      <w:rFonts w:ascii="Garamond" w:hAnsi="Garamond"/>
+                      <w:sz w:val="22"/>
+                    </w:rPr>
+                    <w:t>*%</w:t>
+                  </w:r>
                 </w:p>
               </w:tc>
               <w:tc>
@@ -1607,12 +1705,19 @@
                       <w:tab w:val="left" w:pos="9900"/>
                     </w:tabs>
                     <w:spacing w:line="360" w:lineRule="auto"/>
-                    <w:jc w:val="both"/>
+                    <w:jc w:val="center"/>
                     <w:rPr>
                       <w:rFonts w:ascii="Garamond" w:hAnsi="Garamond"/>
                       <w:sz w:val="22"/>
                     </w:rPr>
                   </w:pPr>
+                  <w:r>
+                    <w:rPr>
+                      <w:rFonts w:ascii="Garamond" w:hAnsi="Garamond"/>
+                      <w:sz w:val="22"/>
+                    </w:rPr>
+                    <w:t>*%</w:t>
+                  </w:r>
                 </w:p>
               </w:tc>
             </w:tr>
@@ -1627,7 +1732,7 @@
                       <w:tab w:val="left" w:pos="9900"/>
                     </w:tabs>
                     <w:spacing w:line="360" w:lineRule="auto"/>
-                    <w:jc w:val="both"/>
+                    <w:jc w:val="center"/>
                     <w:rPr>
                       <w:rFonts w:ascii="Garamond" w:hAnsi="Garamond"/>
                       <w:sz w:val="22"/>
@@ -1652,12 +1757,19 @@
                       <w:tab w:val="left" w:pos="9900"/>
                     </w:tabs>
                     <w:spacing w:line="360" w:lineRule="auto"/>
-                    <w:jc w:val="both"/>
+                    <w:jc w:val="center"/>
                     <w:rPr>
                       <w:rFonts w:ascii="Garamond" w:hAnsi="Garamond"/>
                       <w:sz w:val="22"/>
                     </w:rPr>
                   </w:pPr>
+                  <w:r>
+                    <w:rPr>
+                      <w:rFonts w:ascii="Garamond" w:hAnsi="Garamond"/>
+                      <w:sz w:val="22"/>
+                    </w:rPr>
+                    <w:t>15%</w:t>
+                  </w:r>
                 </w:p>
               </w:tc>
               <w:tc>
@@ -1670,12 +1782,19 @@
                       <w:tab w:val="left" w:pos="9900"/>
                     </w:tabs>
                     <w:spacing w:line="360" w:lineRule="auto"/>
-                    <w:jc w:val="both"/>
+                    <w:jc w:val="center"/>
                     <w:rPr>
                       <w:rFonts w:ascii="Garamond" w:hAnsi="Garamond"/>
                       <w:sz w:val="22"/>
                     </w:rPr>
                   </w:pPr>
+                  <w:r>
+                    <w:rPr>
+                      <w:rFonts w:ascii="Garamond" w:hAnsi="Garamond"/>
+                      <w:sz w:val="22"/>
+                    </w:rPr>
+                    <w:t>*%</w:t>
+                  </w:r>
                 </w:p>
               </w:tc>
               <w:tc>
@@ -1688,12 +1807,19 @@
                       <w:tab w:val="left" w:pos="9900"/>
                     </w:tabs>
                     <w:spacing w:line="360" w:lineRule="auto"/>
-                    <w:jc w:val="both"/>
+                    <w:jc w:val="center"/>
                     <w:rPr>
                       <w:rFonts w:ascii="Garamond" w:hAnsi="Garamond"/>
                       <w:sz w:val="22"/>
                     </w:rPr>
                   </w:pPr>
+                  <w:r>
+                    <w:rPr>
+                      <w:rFonts w:ascii="Garamond" w:hAnsi="Garamond"/>
+                      <w:sz w:val="22"/>
+                    </w:rPr>
+                    <w:t>*%</w:t>
+                  </w:r>
                 </w:p>
               </w:tc>
             </w:tr>
@@ -3821,7 +3947,6 @@
   <w:style w:type="character" w:default="1" w:styleId="DefaultParagraphFont">
     <w:name w:val="Default Paragraph Font"/>
     <w:uiPriority w:val="1"/>
-    <w:semiHidden/>
     <w:unhideWhenUsed/>
   </w:style>
   <w:style w:type="table" w:default="1" w:styleId="TableNormal">
